--- a/mps-nivel-c/oficial/04_registros/AASP_CNJ/ADAP-AASPCNJ01-001_Registro-de-Adaptacao.docx
+++ b/mps-nivel-c/oficial/04_registros/AASP_CNJ/ADAP-AASPCNJ01-001_Registro-de-Adaptacao.docx
@@ -394,7 +394,7 @@
                 <w:i w:val="0"/>
                 <w:sz w:val="20"/>
               </w:rPr>
-              <w:t>Abraão Oliveira</w:t>
+              <w:t>Cezar Hiraki Velazquez</w:t>
             </w:r>
           </w:p>
         </w:tc>

--- a/mps-nivel-c/oficial/04_registros/AASP_CNJ/ADAP-AASPCNJ01-001_Registro-de-Adaptacao.docx
+++ b/mps-nivel-c/oficial/04_registros/AASP_CNJ/ADAP-AASPCNJ01-001_Registro-de-Adaptacao.docx
@@ -394,7 +394,7 @@
                 <w:i w:val="0"/>
                 <w:sz w:val="20"/>
               </w:rPr>
-              <w:t>Cezar Hiraki Velazquez</w:t>
+              <w:t>Cézar Hiraki Velázquez</w:t>
             </w:r>
           </w:p>
         </w:tc>

--- a/mps-nivel-c/oficial/04_registros/AASP_CNJ/ADAP-AASPCNJ01-001_Registro-de-Adaptacao.docx
+++ b/mps-nivel-c/oficial/04_registros/AASP_CNJ/ADAP-AASPCNJ01-001_Registro-de-Adaptacao.docx
@@ -34,7 +34,7 @@
           <w:color w:val="555555"/>
           <w:sz w:val="20"/>
         </w:rPr>
-        <w:t>Sim   ·   Versão Data   ·   11/06/2026   ·   Timeware Brasil</w:t>
+        <w:t>ADAP-AASPCNJ01-001   ·   Versão 1.0   ·   11/06/2026   ·   Timeware Brasil</w:t>
       </w:r>
     </w:p>
     <w:p>

--- a/mps-nivel-c/oficial/04_registros/AASP_CNJ/ADAP-AASPCNJ01-001_Registro-de-Adaptacao.docx
+++ b/mps-nivel-c/oficial/04_registros/AASP_CNJ/ADAP-AASPCNJ01-001_Registro-de-Adaptacao.docx
@@ -1389,7 +1389,7 @@
                 <w:i w:val="0"/>
                 <w:sz w:val="20"/>
               </w:rPr>
-              <w:t>Projeto não usa histórias/SP; testes organizados por fluxo e fase (ver VV-AASPCNJ01-001)</w:t>
+              <w:t>testes organizados por fluxo e fase (ver VV-AASPCNJ01-001)</w:t>
             </w:r>
           </w:p>
         </w:tc>

--- a/mps-nivel-c/oficial/04_registros/AASP_CNJ/ADAP-AASPCNJ01-001_Registro-de-Adaptacao.docx
+++ b/mps-nivel-c/oficial/04_registros/AASP_CNJ/ADAP-AASPCNJ01-001_Registro-de-Adaptacao.docx
@@ -34,7 +34,7 @@
           <w:color w:val="555555"/>
           <w:sz w:val="20"/>
         </w:rPr>
-        <w:t>Sim   ·   Versão Data   ·   11/06/2026   ·   Timeware Brasil</w:t>
+        <w:t>ADAP-AASPCNJ01-001   ·   Versão 1.0   ·   11/06/2026   ·   Timeware Brasil</w:t>
       </w:r>
     </w:p>
     <w:p>
@@ -394,7 +394,7 @@
                 <w:i w:val="0"/>
                 <w:sz w:val="20"/>
               </w:rPr>
-              <w:t>Abraão Oliveira</w:t>
+              <w:t>Cézar Hiraki Velázquez</w:t>
             </w:r>
           </w:p>
         </w:tc>
@@ -1389,7 +1389,7 @@
                 <w:i w:val="0"/>
                 <w:sz w:val="20"/>
               </w:rPr>
-              <w:t>Projeto não usa histórias/SP; testes organizados por fluxo e fase (ver VV-AASPCNJ01-001)</w:t>
+              <w:t>testes organizados por fluxo e fase (ver VV-AASPCNJ01-001)</w:t>
             </w:r>
           </w:p>
         </w:tc>

--- a/mps-nivel-c/oficial/04_registros/AASP_CNJ/ADAP-AASPCNJ01-001_Registro-de-Adaptacao.docx
+++ b/mps-nivel-c/oficial/04_registros/AASP_CNJ/ADAP-AASPCNJ01-001_Registro-de-Adaptacao.docx
@@ -2183,7 +2183,7 @@
                 <w:i w:val="0"/>
                 <w:sz w:val="20"/>
               </w:rPr>
-              <w:t>11/06/2026</w:t>
+              <w:t>01/10/2025</w:t>
             </w:r>
           </w:p>
         </w:tc>
@@ -2208,7 +2208,7 @@
                 <w:i w:val="0"/>
                 <w:sz w:val="20"/>
               </w:rPr>
-              <w:t>Time de Melhoria Contínua</w:t>
+              <w:t>Cézar Hiraki Velázquez (Tech Lead) e Abraão Oliveira (Gerente de Projeto)</w:t>
             </w:r>
           </w:p>
         </w:tc>
@@ -2233,7 +2233,7 @@
                 <w:i w:val="0"/>
                 <w:sz w:val="20"/>
               </w:rPr>
-              <w:t>Registro de adaptação consolidado a partir do Registro de Projeto AASP_CNJ v1.0 (08/06/2026).</w:t>
+              <w:t>Registro de adaptação do processo-padrão ao projeto.</w:t>
             </w:r>
           </w:p>
         </w:tc>

--- a/mps-nivel-c/oficial/04_registros/AASP_CNJ/ADAP-AASPCNJ01-001_Registro-de-Adaptacao.docx
+++ b/mps-nivel-c/oficial/04_registros/AASP_CNJ/ADAP-AASPCNJ01-001_Registro-de-Adaptacao.docx
@@ -338,7 +338,7 @@
                 <w:i w:val="0"/>
                 <w:sz w:val="20"/>
               </w:rPr>
-              <w:t>11/06/2026</w:t>
+              <w:t>16/10/2025</w:t>
             </w:r>
           </w:p>
         </w:tc>
@@ -914,7 +914,7 @@
                 <w:i w:val="0"/>
                 <w:sz w:val="20"/>
               </w:rPr>
-              <w:t>Execução acompanhada por horas/cards no ClickUp; backlog modelado retroativamente em sprints e story points para evidência e carga no Jira</w:t>
+              <w:t>Execução refletida no GitLab (issues e board), com esforço consolidado em GEST-AASPCNJ01; histórias e sprints refletidos em issues e milestones no GitLab; story points modelados retroativamente para evidência na GEST-AASPCNJ01</w:t>
             </w:r>
           </w:p>
         </w:tc>
@@ -2183,7 +2183,7 @@
                 <w:i w:val="0"/>
                 <w:sz w:val="20"/>
               </w:rPr>
-              <w:t>11/06/2026</w:t>
+              <w:t>16/10/2025</w:t>
             </w:r>
           </w:p>
         </w:tc>
@@ -2208,7 +2208,7 @@
                 <w:i w:val="0"/>
                 <w:sz w:val="20"/>
               </w:rPr>
-              <w:t>Time de Melhoria Contínua</w:t>
+              <w:t>Gerente de Projeto</w:t>
             </w:r>
           </w:p>
         </w:tc>

--- a/mps-nivel-c/oficial/04_registros/AASP_CNJ/ADAP-AASPCNJ01-001_Registro-de-Adaptacao.docx
+++ b/mps-nivel-c/oficial/04_registros/AASP_CNJ/ADAP-AASPCNJ01-001_Registro-de-Adaptacao.docx
@@ -34,7 +34,7 @@
           <w:color w:val="555555"/>
           <w:sz w:val="20"/>
         </w:rPr>
-        <w:t>ADAP-AASPCNJ01-001   ·   Versão 1.0   ·   11/06/2026   ·   Timeware Brasil</w:t>
+        <w:t>ADAP-AASPCNJ01-001   ·   Versão 1.0   ·   16/10/2025   ·   Timeware Brasil</w:t>
       </w:r>
     </w:p>
     <w:p>
@@ -394,7 +394,7 @@
                 <w:i w:val="0"/>
                 <w:sz w:val="20"/>
               </w:rPr>
-              <w:t>Cézar Hiraki Velázquez</w:t>
+              <w:t>Abraão Oliveira (Gerente de Projeto)</w:t>
             </w:r>
           </w:p>
         </w:tc>
@@ -2233,7 +2233,7 @@
                 <w:i w:val="0"/>
                 <w:sz w:val="20"/>
               </w:rPr>
-              <w:t>Registro de adaptação consolidado a partir do Registro de Projeto AASP_CNJ v1.0 (08/06/2026).</w:t>
+              <w:t>Registro de adaptação consolidado a partir do Registro de Projeto AASP_CNJ v1.0.</w:t>
             </w:r>
           </w:p>
         </w:tc>

--- a/mps-nivel-c/oficial/04_registros/AASP_CNJ/ADAP-AASPCNJ01-001_Registro-de-Adaptacao.docx
+++ b/mps-nivel-c/oficial/04_registros/AASP_CNJ/ADAP-AASPCNJ01-001_Registro-de-Adaptacao.docx
@@ -1974,7 +1974,7 @@
           <w:i w:val="0"/>
           <w:sz w:val="22"/>
         </w:rPr>
-        <w:t>[ ] Encerramento formal com aceite — Onda 3 (encerramento previsto 30/06/2026)</w:t>
+        <w:t>[ ] Encerramento formal com aceite — Onda 3 (encerramento previsto 31/08/2026)</w:t>
       </w:r>
     </w:p>
     <w:p>
